--- a/public/templates/000_pm_suite/01_프로젝트 관리/01_통합관리/문서관리_계획서_템플릿.docx
+++ b/public/templates/000_pm_suite/01_프로젝트 관리/01_통합관리/문서관리_계획서_템플릿.docx
@@ -9,7 +9,7 @@
           <w:color w:val="1D4ED8"/>
           <w:sz w:val="22"/>
         </w:rPr>
-        <w:t>[공공·엔터프라이즈 표준 사업관리 산출물]  문서번호: GRV_MAN_070</w:t>
+        <w:t>[공공·엔터프라이즈 표준 사업관리 산출물]  문서번호: EMP_MAN_070</w:t>
       </w:r>
     </w:p>
     <w:p>
@@ -19,7 +19,7 @@
           <w:color w:val="0F2340"/>
           <w:sz w:val="44"/>
         </w:rPr>
-        <w:t>Claimworks-Claims AI 시스템 구축</w:t>
+        <w:t>SyncGuard AI 시스템 구축</w:t>
         <w:br/>
         <w:t>문서관리 계획서</w:t>
       </w:r>
@@ -76,7 +76,7 @@
               <w:rPr>
                 <w:sz w:val="19"/>
               </w:rPr>
-              <w:t>아모레퍼시픽 Claimworks-Claims AI 시스템 구축 용역</w:t>
+              <w:t>한빛글로벌 SyncGuard AI 시스템 구축 용역</w:t>
             </w:r>
           </w:p>
         </w:tc>
@@ -109,7 +109,7 @@
               <w:rPr>
                 <w:sz w:val="19"/>
               </w:rPr>
-              <w:t>GRV_MAN_070</w:t>
+              <w:t>EMP_MAN_070</w:t>
             </w:r>
           </w:p>
         </w:tc>
@@ -144,7 +144,7 @@
               <w:rPr>
                 <w:sz w:val="19"/>
               </w:rPr>
-              <w:t>㈜아모레퍼시픽 (현업PM: 박주열 / 기술PM: 김경호)</w:t>
+              <w:t>㈜한빛글로벌 (현업PM: 정민수 / 기술PM: 한승우)</w:t>
             </w:r>
           </w:p>
         </w:tc>
@@ -177,7 +177,7 @@
               <w:rPr>
                 <w:sz w:val="19"/>
               </w:rPr>
-              <w:t>㈜그로브소프트 (총괄AA: 오병문 / 수행PM: 김재은)</w:t>
+              <w:t>㈜엠파시 (총괄AA: 박준혁 / 수행PM: 김태윤)</w:t>
             </w:r>
           </w:p>
         </w:tc>
@@ -280,7 +280,7 @@
               <w:rPr>
                 <w:sz w:val="19"/>
               </w:rPr>
-              <w:t>김재은 수행PM / 황자영 PMO</w:t>
+              <w:t>김태윤 수행PM / 이지훈 PMO</w:t>
             </w:r>
           </w:p>
         </w:tc>
@@ -313,7 +313,7 @@
               <w:rPr>
                 <w:sz w:val="19"/>
               </w:rPr>
-              <w:t>박주열 현업PM / 김경호 기술PM</w:t>
+              <w:t>정민수 현업PM / 한승우 기술PM</w:t>
             </w:r>
           </w:p>
         </w:tc>
@@ -405,7 +405,7 @@
           <w:color w:val="1D4ED8"/>
           <w:sz w:val="20"/>
         </w:rPr>
-        <w:t>산출물 ID : GRV_MAN_070  |  버전 : v1.0</w:t>
+        <w:t>산출물 ID : EMP_MAN_070  |  버전 : v1.0</w:t>
       </w:r>
     </w:p>
     <w:p>
@@ -435,7 +435,7 @@
           <w:color w:val="1D4ED8"/>
           <w:sz w:val="20"/>
         </w:rPr>
-        <w:t>아모레퍼시픽 Claimworks-Claims AI 시스템 구축  |  문서관리 계획서</w:t>
+        <w:t>한빛글로벌 SyncGuard AI 시스템 구축  |  문서관리 계획서</w:t>
       </w:r>
     </w:p>
     <w:p>
@@ -445,7 +445,7 @@
           <w:color w:val="1D4ED8"/>
           <w:sz w:val="20"/>
         </w:rPr>
-        <w:t>발주사 : AMOREPACIFIC   |   수행사 : ㈜그로브소프트 (GROVE)</w:t>
+        <w:t>발주사 : HANBIT GLOBAL   |   수행사 : ㈜엠파시 (Empasy Inc.)</w:t>
       </w:r>
     </w:p>
     <w:p>
@@ -499,14 +499,14 @@
         <w:rPr>
           <w:sz w:val="19"/>
         </w:rPr>
-        <w:t>3. 교체 필수 항목 : [사업명], [발주사/수행사 조직], [사업기간 및 M1~M6 일정], [산출물 ID 체계], [인력/인프라 수량]</w:t>
+        <w:t>3. 교체 필수 항목 : SyncGuard AI 시스템 구축 사업, [발주사/수행사 조직], [사업기간 및 M1~M6 일정], [산출물 ID 체계], [인력/인프라 수량]</w:t>
         <w:br/>
       </w:r>
       <w:r>
         <w:rPr>
           <w:sz w:val="19"/>
         </w:rPr>
-        <w:t>4. 연계 문서 : 사업수행계획서(GRV_INT_010), WBS(GRV_INT_020), 주간보고서(GRV_MAN_010), 투입공수(GRV_MAN_050)</w:t>
+        <w:t>4. 연계 문서 : 사업수행계획서(EMP_INT_010), WBS(EMP_INT_020), 주간보고서(EMP_MAN_010), 투입공수(EMP_MAN_050)</w:t>
       </w:r>
     </w:p>
     <w:p>
@@ -933,7 +933,7 @@
               <w:rPr>
                 <w:sz w:val="17"/>
               </w:rPr>
-              <w:t>황자영 PMO</w:t>
+              <w:t>이지훈 PMO</w:t>
             </w:r>
           </w:p>
         </w:tc>
@@ -1006,7 +1006,7 @@
               <w:rPr>
                 <w:sz w:val="17"/>
               </w:rPr>
-              <w:t>김재은 / 박주열</w:t>
+              <w:t>김태윤 / 정민수</w:t>
             </w:r>
           </w:p>
         </w:tc>
@@ -1074,7 +1074,7 @@
               <w:rPr>
                 <w:sz w:val="17"/>
               </w:rPr>
-              <w:t>오병문 AA</w:t>
+              <w:t>박준혁 AA</w:t>
             </w:r>
           </w:p>
         </w:tc>
@@ -1098,7 +1098,7 @@
           <w:color w:val="1D4ED8"/>
           <w:sz w:val="20"/>
         </w:rPr>
-        <w:t>산출물 ID : GRV_MAN_070  |  버전 : v1.0</w:t>
+        <w:t>산출물 ID : EMP_MAN_070  |  버전 : v1.0</w:t>
       </w:r>
     </w:p>
     <w:p>
@@ -1128,7 +1128,7 @@
           <w:color w:val="1D4ED8"/>
           <w:sz w:val="20"/>
         </w:rPr>
-        <w:t>아모레퍼시픽 Claimworks-Claims AI 시스템 구축  |  문서관리 계획서</w:t>
+        <w:t>한빛글로벌 SyncGuard AI 시스템 구축  |  문서관리 계획서</w:t>
       </w:r>
     </w:p>
     <w:p>
@@ -1138,7 +1138,7 @@
           <w:color w:val="1D4ED8"/>
           <w:sz w:val="20"/>
         </w:rPr>
-        <w:t>발주사 : AMOREPACIFIC   |   수행사 : ㈜그로브소프트 (GROVE)</w:t>
+        <w:t>발주사 : HANBIT GLOBAL   |   수행사 : ㈜엠파시 (Empasy Inc.)</w:t>
       </w:r>
     </w:p>
     <w:p>
@@ -1215,7 +1215,7 @@
         <w:rPr>
           <w:sz w:val="19"/>
         </w:rPr>
-        <w:t>• 표준용어정의서(GRV_DEG_060) 및 코드정의서(GRV_DEG_070)에 등록된 공식 도메인 용어만 사용</w:t>
+        <w:t>• 표준용어정의서(EMP_DEG_060) 및 코드정의서(EMP_DEG_070)에 등록된 공식 도메인 용어만 사용</w:t>
         <w:br/>
       </w:r>
       <w:r>
@@ -1257,7 +1257,7 @@
         <w:rPr>
           <w:sz w:val="19"/>
         </w:rPr>
-        <w:t>• 요구사항추적표(GRV_ANL_030, RTVM)를 통해 미반영 요구사항이나 고아 기능(Orphan) 발생 여부를 상시 검증</w:t>
+        <w:t>• 요구사항추적표(EMP_ANL_030, RTVM)를 통해 미반영 요구사항이나 고아 기능(Orphan) 발생 여부를 상시 검증</w:t>
         <w:br/>
       </w:r>
       <w:r>
@@ -1306,7 +1306,7 @@
         <w:rPr>
           <w:sz w:val="19"/>
         </w:rPr>
-        <w:t>• 사업 종료 시 인수인계계획서(GRV_IMP_030) 및 검수확인서(GRV_IMP_040)에 의거 발주사에 전수 인계</w:t>
+        <w:t>• 사업 종료 시 인수인계계획서(EMP_IMP_030) 및 검수확인서(EMP_IMP_040)에 의거 발주사에 전수 인계</w:t>
       </w:r>
     </w:p>
     <w:p>
@@ -1336,7 +1336,7 @@
           <w:color w:val="1D4ED8"/>
           <w:sz w:val="20"/>
         </w:rPr>
-        <w:t>산출물 ID : GRV_MAN_070  |  버전 : v1.0</w:t>
+        <w:t>산출물 ID : EMP_MAN_070  |  버전 : v1.0</w:t>
       </w:r>
     </w:p>
     <w:p>
@@ -1366,7 +1366,7 @@
           <w:color w:val="1D4ED8"/>
           <w:sz w:val="20"/>
         </w:rPr>
-        <w:t>아모레퍼시픽 Claimworks-Claims AI 시스템 구축  |  문서관리 계획서</w:t>
+        <w:t>한빛글로벌 SyncGuard AI 시스템 구축  |  문서관리 계획서</w:t>
       </w:r>
     </w:p>
     <w:p>
@@ -1376,7 +1376,7 @@
           <w:color w:val="1D4ED8"/>
           <w:sz w:val="20"/>
         </w:rPr>
-        <w:t>발주사 : AMOREPACIFIC   |   수행사 : ㈜그로브소프트 (GROVE)</w:t>
+        <w:t>발주사 : HANBIT GLOBAL   |   수행사 : ㈜엠파시 (Empasy Inc.)</w:t>
       </w:r>
     </w:p>
     <w:p>
@@ -1394,7 +1394,7 @@
         <w:rPr>
           <w:sz w:val="19"/>
         </w:rPr>
-        <w:t>• 작성 예시 (설계 단계) :  GRV_DEG_090_Claimworks-Claims AI_아키텍처정의서_v1.3.docx     |     (착수 단계) :  GRV_INT_020_Claimworks-Claims AI_작업분할구조도(WBS)_v1.1_20261026.xlsx</w:t>
+        <w:t>• 작성 예시 (설계 단계) :  EMP_DEG_090_SyncGuard AI_아키텍처정의서_v1.3.docx     |     (착수 단계) :  EMP_INT_020_SyncGuard AI_작업분할구조도(WBS)_v1.1_20261026.xlsx</w:t>
         <w:br/>
       </w:r>
       <w:r>
@@ -1934,7 +1934,7 @@
               <w:rPr>
                 <w:sz w:val="17"/>
               </w:rPr>
-              <w:t>규칙사전정의서(010), 프롬프트명세서(020), myBeaker연계명세서(030)</w:t>
+              <w:t>규칙사전정의서(010), 프롬프트명세서(020), ProductLab연계명세서(030)</w:t>
             </w:r>
           </w:p>
         </w:tc>
@@ -2139,7 +2139,7 @@
           <w:color w:val="1D4ED8"/>
           <w:sz w:val="20"/>
         </w:rPr>
-        <w:t>산출물 ID : GRV_MAN_070  |  버전 : v1.0</w:t>
+        <w:t>산출물 ID : EMP_MAN_070  |  버전 : v1.0</w:t>
       </w:r>
     </w:p>
     <w:p>
@@ -2169,7 +2169,7 @@
           <w:color w:val="1D4ED8"/>
           <w:sz w:val="20"/>
         </w:rPr>
-        <w:t>아모레퍼시픽 Claimworks-Claims AI 시스템 구축  |  문서관리 계획서</w:t>
+        <w:t>한빛글로벌 SyncGuard AI 시스템 구축  |  문서관리 계획서</w:t>
       </w:r>
     </w:p>
     <w:p>
@@ -2179,7 +2179,7 @@
           <w:color w:val="1D4ED8"/>
           <w:sz w:val="20"/>
         </w:rPr>
-        <w:t>발주사 : AMOREPACIFIC   |   수행사 : ㈜그로브소프트 (GROVE)</w:t>
+        <w:t>발주사 : HANBIT GLOBAL   |   수행사 : ㈜엠파시 (Empasy Inc.)</w:t>
       </w:r>
     </w:p>
     <w:tbl>
@@ -2357,7 +2357,7 @@
               <w:rPr>
                 <w:sz w:val="17"/>
               </w:rPr>
-              <w:t>GRV_INT_000 ~ 020</w:t>
+              <w:t>EMP_INT_000 ~ 020</w:t>
             </w:r>
           </w:p>
         </w:tc>
@@ -2453,7 +2453,7 @@
               <w:rPr>
                 <w:sz w:val="17"/>
               </w:rPr>
-              <w:t>GRV_ANL_010 ~ 050</w:t>
+              <w:t>EMP_ANL_010 ~ 050</w:t>
             </w:r>
           </w:p>
         </w:tc>
@@ -2552,7 +2552,7 @@
               <w:rPr>
                 <w:sz w:val="17"/>
               </w:rPr>
-              <w:t>GRV_DEG_010 ~ 060</w:t>
+              <w:t>EMP_DEG_010 ~ 060</w:t>
             </w:r>
           </w:p>
         </w:tc>
@@ -2648,7 +2648,7 @@
               <w:rPr>
                 <w:sz w:val="17"/>
               </w:rPr>
-              <w:t>GRV_DEG_070 ~ 150</w:t>
+              <w:t>EMP_DEG_070 ~ 150</w:t>
             </w:r>
           </w:p>
         </w:tc>
@@ -2747,7 +2747,7 @@
               <w:rPr>
                 <w:sz w:val="17"/>
               </w:rPr>
-              <w:t>GRV_EXE_010 ~ 030</w:t>
+              <w:t>EMP_EXE_010 ~ 030</w:t>
             </w:r>
           </w:p>
         </w:tc>
@@ -2760,7 +2760,7 @@
               <w:rPr>
                 <w:sz w:val="17"/>
               </w:rPr>
-              <w:t>규칙사전정의서(010), AI 프롬프트명세서(020), myBeaker 실증연계명세서(030) + 응용프로그램 소스코드</w:t>
+              <w:t>규칙사전정의서(010), AI 프롬프트명세서(020), ProductLab 실증연계명세서(030) + 응용프로그램 소스코드</w:t>
             </w:r>
           </w:p>
         </w:tc>
@@ -2843,7 +2843,7 @@
               <w:rPr>
                 <w:sz w:val="17"/>
               </w:rPr>
-              <w:t>GRV_TST_010 ~ 050</w:t>
+              <w:t>EMP_TST_010 ~ 050</w:t>
             </w:r>
           </w:p>
         </w:tc>
@@ -2942,7 +2942,7 @@
               <w:rPr>
                 <w:sz w:val="17"/>
               </w:rPr>
-              <w:t>GRV_IMP_010 ~ 090</w:t>
+              <w:t>EMP_IMP_010 ~ 090</w:t>
             </w:r>
           </w:p>
         </w:tc>
@@ -3038,7 +3038,7 @@
               <w:rPr>
                 <w:sz w:val="17"/>
               </w:rPr>
-              <w:t>GRV_MAN_010 ~ 100</w:t>
+              <w:t>EMP_MAN_010 ~ 100</w:t>
             </w:r>
           </w:p>
         </w:tc>
@@ -3132,7 +3132,7 @@
           <w:color w:val="1D4ED8"/>
           <w:sz w:val="20"/>
         </w:rPr>
-        <w:t>산출물 ID : GRV_MAN_070  |  버전 : v1.0</w:t>
+        <w:t>산출물 ID : EMP_MAN_070  |  버전 : v1.0</w:t>
       </w:r>
     </w:p>
     <w:p>
@@ -3162,7 +3162,7 @@
           <w:color w:val="1D4ED8"/>
           <w:sz w:val="20"/>
         </w:rPr>
-        <w:t>아모레퍼시픽 Claimworks-Claims AI 시스템 구축  |  문서관리 계획서</w:t>
+        <w:t>한빛글로벌 SyncGuard AI 시스템 구축  |  문서관리 계획서</w:t>
       </w:r>
     </w:p>
     <w:p>
@@ -3172,7 +3172,7 @@
           <w:color w:val="1D4ED8"/>
           <w:sz w:val="20"/>
         </w:rPr>
-        <w:t>발주사 : AMOREPACIFIC   |   수행사 : ㈜그로브소프트 (GROVE)</w:t>
+        <w:t>발주사 : HANBIT GLOBAL   |   수행사 : ㈜엠파시 (Empasy Inc.)</w:t>
       </w:r>
     </w:p>
     <w:p>
@@ -3413,7 +3413,7 @@
         <w:rPr>
           <w:sz w:val="19"/>
         </w:rPr>
-        <w:t>• 하단 푸터 : 프로젝트명 | 대외비 | 페이지 번호 | 발주사·수행사 명시</w:t>
+        <w:t>• 하단 푸터 : 한빛글로벌 SyncGuard AI | 대외비 | 페이지 번호 | 발주사·수행사 명시</w:t>
       </w:r>
     </w:p>
     <w:p>
@@ -3443,7 +3443,7 @@
           <w:color w:val="1D4ED8"/>
           <w:sz w:val="20"/>
         </w:rPr>
-        <w:t>산출물 ID : GRV_MAN_070  |  버전 : v1.0</w:t>
+        <w:t>산출물 ID : EMP_MAN_070  |  버전 : v1.0</w:t>
       </w:r>
     </w:p>
     <w:p>
@@ -3473,7 +3473,7 @@
           <w:color w:val="1D4ED8"/>
           <w:sz w:val="20"/>
         </w:rPr>
-        <w:t>아모레퍼시픽 Claimworks-Claims AI 시스템 구축  |  문서관리 계획서</w:t>
+        <w:t>한빛글로벌 SyncGuard AI 시스템 구축  |  문서관리 계획서</w:t>
       </w:r>
     </w:p>
     <w:p>
@@ -3483,7 +3483,7 @@
           <w:color w:val="1D4ED8"/>
           <w:sz w:val="20"/>
         </w:rPr>
-        <w:t>발주사 : AMOREPACIFIC   |   수행사 : ㈜그로브소프트 (GROVE)</w:t>
+        <w:t>발주사 : HANBIT GLOBAL   |   수행사 : ㈜엠파시 (Empasy Inc.)</w:t>
       </w:r>
     </w:p>
     <w:p>
@@ -3551,7 +3551,7 @@
           <w:color w:val="1D4ED8"/>
           <w:sz w:val="20"/>
         </w:rPr>
-        <w:t>[총괄 AA (오병문)</w:t>
+        <w:t>[총괄 AA (박준혁)</w:t>
         <w:br/>
       </w:r>
       <w:r>
@@ -3589,14 +3589,14 @@
           <w:color w:val="1D4ED8"/>
           <w:sz w:val="20"/>
         </w:rPr>
-        <w:t>[수행사 PMO (황자영)</w:t>
+        <w:t>[수행사 PMO (이지훈)</w:t>
         <w:br/>
       </w:r>
       <w:r>
         <w:rPr>
           <w:sz w:val="19"/>
         </w:rPr>
-        <w:t>수행 PM (김재은)]</w:t>
+        <w:t>수행 PM (김태윤)]</w:t>
         <w:br/>
       </w:r>
       <w:r>
@@ -3637,7 +3637,7 @@
           <w:color w:val="1D4ED8"/>
           <w:sz w:val="20"/>
         </w:rPr>
-        <w:t>[아모레퍼시픽</w:t>
+        <w:t>[한빛글로벌</w:t>
         <w:br/>
       </w:r>
       <w:r>
@@ -3935,7 +3935,7 @@
               <w:rPr>
                 <w:sz w:val="17"/>
               </w:rPr>
-              <w:t>수행사 PMO (황자영), 수행 PM (김재은)</w:t>
+              <w:t>수행사 PMO (이지훈), 수행 PM (김태윤)</w:t>
             </w:r>
           </w:p>
         </w:tc>
@@ -4005,7 +4005,7 @@
               <w:rPr>
                 <w:sz w:val="17"/>
               </w:rPr>
-              <w:t>발주사 PM(박주열/김경호), RA Lab, 수행 PM</w:t>
+              <w:t>발주사 PM(정민수/한승우), RA Lab, 수행 PM</w:t>
             </w:r>
           </w:p>
         </w:tc>
@@ -4055,7 +4055,7 @@
           <w:color w:val="1D4ED8"/>
           <w:sz w:val="20"/>
         </w:rPr>
-        <w:t>산출물 ID : GRV_MAN_070  |  버전 : v1.0</w:t>
+        <w:t>산출물 ID : EMP_MAN_070  |  버전 : v1.0</w:t>
       </w:r>
     </w:p>
     <w:p>
@@ -4085,7 +4085,7 @@
           <w:color w:val="1D4ED8"/>
           <w:sz w:val="20"/>
         </w:rPr>
-        <w:t>아모레퍼시픽 Claimworks-Claims AI 시스템 구축  |  문서관리 계획서</w:t>
+        <w:t>한빛글로벌 SyncGuard AI 시스템 구축  |  문서관리 계획서</w:t>
       </w:r>
     </w:p>
     <w:p>
@@ -4095,7 +4095,7 @@
           <w:color w:val="1D4ED8"/>
           <w:sz w:val="20"/>
         </w:rPr>
-        <w:t>발주사 : AMOREPACIFIC   |   수행사 : ㈜그로브소프트 (GROVE)</w:t>
+        <w:t>발주사 : HANBIT GLOBAL   |   수행사 : ㈜엠파시 (Empasy Inc.)</w:t>
       </w:r>
     </w:p>
     <w:p>
@@ -4123,7 +4123,7 @@
         <w:rPr>
           <w:sz w:val="19"/>
         </w:rPr>
-        <w:t>• 변경 요청 접수 : M1 설계승인 이후 문서 변경 발생 시 변경관리대장(GRV_MAN_060)에 변경사유 및 영향도 등록</w:t>
+        <w:t>• 변경 요청 접수 : M1 설계승인 이후 문서 변경 발생 시 변경관리대장(EMP_MAN_060)에 변경사유 및 영향도 등록</w:t>
         <w:br/>
       </w:r>
       <w:r>
@@ -4157,7 +4157,7 @@
           <w:color w:val="1D4ED8"/>
           <w:sz w:val="20"/>
         </w:rPr>
-        <w:t>📁 claim_ai (프로젝트 루트)</w:t>
+        <w:t>📁 syncguard_ai (프로젝트 루트)</w:t>
         <w:br/>
       </w:r>
       <w:r>
@@ -4171,14 +4171,14 @@
         <w:rPr>
           <w:sz w:val="19"/>
         </w:rPr>
-        <w:t>│    ├── 📁 01. 회의록 (GRV_MAN_020_회의록 / 녹취)</w:t>
+        <w:t>│    ├── 📁 01. 회의록 (EMP_MAN_020_회의록 / 녹취)</w:t>
         <w:br/>
       </w:r>
       <w:r>
         <w:rPr>
           <w:sz w:val="19"/>
         </w:rPr>
-        <w:t>│    ├── 📁 02. 주간보고 (GRV_MAN_010_주간업무보고서)</w:t>
+        <w:t>│    ├── 📁 02. 주간보고 (EMP_MAN_010_주간업무보고서)</w:t>
         <w:br/>
       </w:r>
       <w:r>
@@ -4241,7 +4241,7 @@
         <w:rPr>
           <w:sz w:val="19"/>
         </w:rPr>
-        <w:t>│    └── 📄 규칙사전(010), 프롬프트명세(020), myBeaker연계(030)</w:t>
+        <w:t>│    └── 📄 규칙사전(010), 프롬프트명세(020), ProductLab연계(030)</w:t>
         <w:br/>
       </w:r>
       <w:r>
@@ -4581,7 +4581,7 @@
               <w:rPr>
                 <w:sz w:val="17"/>
               </w:rPr>
-              <w:t>발주사 PM (박주열/김경호)</w:t>
+              <w:t>발주사 PM (정민수/한승우)</w:t>
             </w:r>
           </w:p>
         </w:tc>
@@ -4759,7 +4759,7 @@
           <w:color w:val="1D4ED8"/>
           <w:sz w:val="20"/>
         </w:rPr>
-        <w:t>산출물 ID : GRV_MAN_070  |  버전 : v1.0</w:t>
+        <w:t>산출물 ID : EMP_MAN_070  |  버전 : v1.0</w:t>
       </w:r>
     </w:p>
     <w:p>
@@ -4789,7 +4789,7 @@
           <w:color w:val="1D4ED8"/>
           <w:sz w:val="20"/>
         </w:rPr>
-        <w:t>아모레퍼시픽 Claimworks-Claims AI 시스템 구축  |  문서관리 계획서</w:t>
+        <w:t>한빛글로벌 SyncGuard AI 시스템 구축  |  문서관리 계획서</w:t>
       </w:r>
     </w:p>
     <w:p>
@@ -4799,7 +4799,7 @@
           <w:color w:val="1D4ED8"/>
           <w:sz w:val="20"/>
         </w:rPr>
-        <w:t>발주사 : AMOREPACIFIC   |   수행사 : ㈜그로브소프트 (GROVE)</w:t>
+        <w:t>발주사 : HANBIT GLOBAL   |   수행사 : ㈜엠파시 (Empasy Inc.)</w:t>
       </w:r>
     </w:p>
     <w:p>
@@ -4827,7 +4827,7 @@
         <w:rPr>
           <w:sz w:val="19"/>
         </w:rPr>
-        <w:t>• 인수인계계획서(GRV_IMP_030) 기준 28종 산출물 전수 유무 및 최종 승인 버전(v1.0↑) 일치 여부 PMO 전수 실사</w:t>
+        <w:t>• 인수인계계획서(EMP_IMP_030) 기준 28종 산출물 전수 유무 및 최종 승인 버전(v1.0↑) 일치 여부 PMO 전수 실사</w:t>
         <w:br/>
       </w:r>
       <w:r>
@@ -4904,7 +4904,7 @@
         <w:rPr>
           <w:sz w:val="19"/>
         </w:rPr>
-        <w:t>• 검수확인서(GRV_IMP_040) 및 인수인계 확인서 양사 대표/PM 상호 서명 날인으로 공식 인계 종결</w:t>
+        <w:t>• 검수확인서(EMP_IMP_040) 및 인수인계 확인서 양사 대표/PM 상호 서명 날인으로 공식 인계 종결</w:t>
       </w:r>
     </w:p>
     <w:tbl>
@@ -5270,7 +5270,7 @@
           <w:color w:val="1D4ED8"/>
           <w:sz w:val="20"/>
         </w:rPr>
-        <w:t>산출물 ID : GRV_MAN_070  |  버전 : v1.0</w:t>
+        <w:t>산출물 ID : EMP_MAN_070  |  버전 : v1.0</w:t>
       </w:r>
     </w:p>
     <w:p>
@@ -5300,7 +5300,7 @@
           <w:color w:val="1D4ED8"/>
           <w:sz w:val="20"/>
         </w:rPr>
-        <w:t>아모레퍼시픽 Claimworks-Claims AI 시스템 구축  |  문서관리 계획서</w:t>
+        <w:t>한빛글로벌 SyncGuard AI 시스템 구축  |  문서관리 계획서</w:t>
       </w:r>
     </w:p>
     <w:p>
@@ -5310,7 +5310,7 @@
           <w:color w:val="1D4ED8"/>
           <w:sz w:val="20"/>
         </w:rPr>
-        <w:t>발주사 : AMOREPACIFIC   |   수행사 : ㈜그로브소프트 (GROVE)</w:t>
+        <w:t>발주사 : HANBIT GLOBAL   |   수행사 : ㈜엠파시 (Empasy Inc.)</w:t>
       </w:r>
     </w:p>
     <w:p>
@@ -5491,7 +5491,7 @@
               <w:rPr>
                 <w:sz w:val="17"/>
               </w:rPr>
-              <w:t>산출물 파일명 및 문서 ID가 전사 명명 규칙(GRV_[단계]_[번호])을 준수하였는가?</w:t>
+              <w:t>산출물 파일명 및 문서 ID가 전사 명명 규칙(EMP_[단계]_[번호])을 준수하였는가?</w:t>
             </w:r>
           </w:p>
         </w:tc>

--- a/public/templates/000_pm_suite/01_프로젝트 관리/01_통합관리/문서관리_계획서_템플릿.docx
+++ b/public/templates/000_pm_suite/01_프로젝트 관리/01_통합관리/문서관리_계획서_템플릿.docx
@@ -19,7 +19,7 @@
           <w:color w:val="0F2340"/>
           <w:sz w:val="44"/>
         </w:rPr>
-        <w:t>SyncGuard AI 시스템 구축</w:t>
+        <w:t>SyncFlow AI 시스템 구축</w:t>
         <w:br/>
         <w:t>문서관리 계획서</w:t>
       </w:r>
@@ -76,7 +76,7 @@
               <w:rPr>
                 <w:sz w:val="19"/>
               </w:rPr>
-              <w:t>한빛글로벌 SyncGuard AI 시스템 구축 용역</w:t>
+              <w:t>한빛글로벌 SyncFlow AI 시스템 구축 용역</w:t>
             </w:r>
           </w:p>
         </w:tc>
@@ -435,7 +435,7 @@
           <w:color w:val="1D4ED8"/>
           <w:sz w:val="20"/>
         </w:rPr>
-        <w:t>한빛글로벌 SyncGuard AI 시스템 구축  |  문서관리 계획서</w:t>
+        <w:t>한빛글로벌 SyncFlow AI 시스템 구축  |  문서관리 계획서</w:t>
       </w:r>
     </w:p>
     <w:p>
@@ -499,7 +499,7 @@
         <w:rPr>
           <w:sz w:val="19"/>
         </w:rPr>
-        <w:t>3. 교체 필수 항목 : SyncGuard AI 시스템 구축 사업, [발주사/수행사 조직], [사업기간 및 M1~M6 일정], [산출물 ID 체계], [인력/인프라 수량]</w:t>
+        <w:t>3. 교체 필수 항목 : SyncFlow AI 시스템 구축 사업, [발주사/수행사 조직], [사업기간 및 M1~M6 일정], [산출물 ID 체계], [인력/인프라 수량]</w:t>
         <w:br/>
       </w:r>
       <w:r>
@@ -1128,7 +1128,7 @@
           <w:color w:val="1D4ED8"/>
           <w:sz w:val="20"/>
         </w:rPr>
-        <w:t>한빛글로벌 SyncGuard AI 시스템 구축  |  문서관리 계획서</w:t>
+        <w:t>한빛글로벌 SyncFlow AI 시스템 구축  |  문서관리 계획서</w:t>
       </w:r>
     </w:p>
     <w:p>
@@ -1292,7 +1292,7 @@
         <w:rPr>
           <w:sz w:val="19"/>
         </w:rPr>
-        <w:t>• 미출시 화장품 시안, 사내 인프라 구성도, 계정 정보 등 민감 문서는 '대외비/극비' 등급으로 지정하여 외부 유출 차단</w:t>
+        <w:t>• 미출시 전장부품 계약·도서, 사내 인프라 구성도, 계정 정보 등 민감 문서는 '대외비/극비' 등급으로 지정하여 외부 유출 차단</w:t>
         <w:br/>
       </w:r>
       <w:r>
@@ -1366,7 +1366,7 @@
           <w:color w:val="1D4ED8"/>
           <w:sz w:val="20"/>
         </w:rPr>
-        <w:t>한빛글로벌 SyncGuard AI 시스템 구축  |  문서관리 계획서</w:t>
+        <w:t>한빛글로벌 SyncFlow AI 시스템 구축  |  문서관리 계획서</w:t>
       </w:r>
     </w:p>
     <w:p>
@@ -1394,14 +1394,14 @@
         <w:rPr>
           <w:sz w:val="19"/>
         </w:rPr>
-        <w:t>• 작성 예시 (설계 단계) :  EMP_DEG_090_SyncGuard AI_아키텍처정의서_v1.3.docx     |     (착수 단계) :  EMP_INT_020_SyncGuard AI_작업분할구조도(WBS)_v1.1_20261026.xlsx</w:t>
+        <w:t>• 작성 예시 (설계 단계) :  EMP_DEG_090_SyncFlow AI_아키텍처정의서_v1.3.docx     |     (착수 단계) :  EMP_INT_020_SyncFlow AI_작업분할구조도(WBS)_v1.1_20261026.xlsx</w:t>
         <w:br/>
       </w:r>
       <w:r>
         <w:rPr>
           <w:sz w:val="19"/>
         </w:rPr>
-        <w:t>• 타 프로젝트 재활용 시 :  [수행사코드(예: EMP/GRV)]_[단계코드(INT/MAN/ANL/DEG/EXE/TST/IMP)]_[010~990]_[고객사-과제명]_[산출물명]_v[1.0].[docx/xlsx/pptx]</w:t>
+        <w:t>• 타 프로젝트 재활용 시 :  [수행사코드(예: EMP/EMP)]_[단계코드(INT/MAN/ANL/DEG/EXE/TST/IMP)]_[010~990]_[고객사-과제명]_[산출물명]_v[1.0].[docx/xlsx/pptx]</w:t>
       </w:r>
     </w:p>
     <w:tbl>
@@ -1934,7 +1934,7 @@
               <w:rPr>
                 <w:sz w:val="17"/>
               </w:rPr>
-              <w:t>규칙사전정의서(010), 프롬프트명세서(020), ProductLab연계명세서(030)</w:t>
+              <w:t>규칙사전정의서(010), 프롬프트명세서(020), PLM-Nexus연계명세서(030)</w:t>
             </w:r>
           </w:p>
         </w:tc>
@@ -2169,7 +2169,7 @@
           <w:color w:val="1D4ED8"/>
           <w:sz w:val="20"/>
         </w:rPr>
-        <w:t>한빛글로벌 SyncGuard AI 시스템 구축  |  문서관리 계획서</w:t>
+        <w:t>한빛글로벌 SyncFlow AI 시스템 구축  |  문서관리 계획서</w:t>
       </w:r>
     </w:p>
     <w:p>
@@ -2523,7 +2523,7 @@
               <w:rPr>
                 <w:sz w:val="17"/>
               </w:rPr>
-              <w:t>현업 PM / RA Lab / 기술PM</w:t>
+              <w:t>현업 PM / 품질법무검증팀 / 기술PM</w:t>
             </w:r>
           </w:p>
         </w:tc>
@@ -2617,7 +2617,7 @@
               <w:rPr>
                 <w:sz w:val="17"/>
               </w:rPr>
-              <w:t>현업 PM / RA Lab 전원</w:t>
+              <w:t>현업 PM / 품질법무검증팀 전원</w:t>
             </w:r>
           </w:p>
         </w:tc>
@@ -2760,7 +2760,7 @@
               <w:rPr>
                 <w:sz w:val="17"/>
               </w:rPr>
-              <w:t>규칙사전정의서(010), AI 프롬프트명세서(020), ProductLab 실증연계명세서(030) + 응용프로그램 소스코드</w:t>
+              <w:t>규칙사전정의서(010), AI 프롬프트명세서(020), PLM-Nexus 시험검증연계명세서(030) + 응용프로그램 소스코드</w:t>
             </w:r>
           </w:p>
         </w:tc>
@@ -2812,7 +2812,7 @@
               <w:rPr>
                 <w:sz w:val="17"/>
               </w:rPr>
-              <w:t>RA Lab / 기술원 / 기술PM</w:t>
+              <w:t>품질법무검증팀 / 기술원 / 기술PM</w:t>
             </w:r>
           </w:p>
         </w:tc>
@@ -2913,7 +2913,7 @@
               <w:rPr>
                 <w:sz w:val="17"/>
               </w:rPr>
-              <w:t>발주사 PM / 보안팀 / RA</w:t>
+              <w:t>발주사 PM / 보안팀 / QA</w:t>
             </w:r>
           </w:p>
         </w:tc>
@@ -3162,7 +3162,7 @@
           <w:color w:val="1D4ED8"/>
           <w:sz w:val="20"/>
         </w:rPr>
-        <w:t>한빛글로벌 SyncGuard AI 시스템 구축  |  문서관리 계획서</w:t>
+        <w:t>한빛글로벌 SyncFlow AI 시스템 구축  |  문서관리 계획서</w:t>
       </w:r>
     </w:p>
     <w:p>
@@ -3413,7 +3413,7 @@
         <w:rPr>
           <w:sz w:val="19"/>
         </w:rPr>
-        <w:t>• 하단 푸터 : 한빛글로벌 SyncGuard AI | 대외비 | 페이지 번호 | 발주사·수행사 명시</w:t>
+        <w:t>• 하단 푸터 : 한빛글로벌 SyncFlow AI | 대외비 | 페이지 번호 | 발주사·수행사 명시</w:t>
       </w:r>
     </w:p>
     <w:p>
@@ -3473,7 +3473,7 @@
           <w:color w:val="1D4ED8"/>
           <w:sz w:val="20"/>
         </w:rPr>
-        <w:t>한빛글로벌 SyncGuard AI 시스템 구축  |  문서관리 계획서</w:t>
+        <w:t>한빛글로벌 SyncFlow AI 시스템 구축  |  문서관리 계획서</w:t>
       </w:r>
     </w:p>
     <w:p>
@@ -3644,7 +3644,7 @@
         <w:rPr>
           <w:sz w:val="19"/>
         </w:rPr>
-        <w:t>현업/기술PM · RA Lab]</w:t>
+        <w:t>현업/기술PM · 품질법무검증팀]</w:t>
         <w:br/>
       </w:r>
       <w:r>
@@ -3658,7 +3658,7 @@
         <w:rPr>
           <w:sz w:val="19"/>
         </w:rPr>
-        <w:t>• 현업(RA 4인) 및 정보전략팀 실무 검토</w:t>
+        <w:t>• 현업(QA 4인) 및 정보전략팀 실무 검토</w:t>
         <w:br/>
       </w:r>
       <w:r>
@@ -4005,7 +4005,7 @@
               <w:rPr>
                 <w:sz w:val="17"/>
               </w:rPr>
-              <w:t>발주사 PM(정민수/한승우), RA Lab, 수행 PM</w:t>
+              <w:t>발주사 PM(정민수/한승우), 품질법무검증팀, 수행 PM</w:t>
             </w:r>
           </w:p>
         </w:tc>
@@ -4085,7 +4085,7 @@
           <w:color w:val="1D4ED8"/>
           <w:sz w:val="20"/>
         </w:rPr>
-        <w:t>한빛글로벌 SyncGuard AI 시스템 구축  |  문서관리 계획서</w:t>
+        <w:t>한빛글로벌 SyncFlow AI 시스템 구축  |  문서관리 계획서</w:t>
       </w:r>
     </w:p>
     <w:p>
@@ -4157,7 +4157,7 @@
           <w:color w:val="1D4ED8"/>
           <w:sz w:val="20"/>
         </w:rPr>
-        <w:t>📁 syncguard_ai (프로젝트 루트)</w:t>
+        <w:t>📁 syncflow_ai (프로젝트 루트)</w:t>
         <w:br/>
       </w:r>
       <w:r>
@@ -4241,7 +4241,7 @@
         <w:rPr>
           <w:sz w:val="19"/>
         </w:rPr>
-        <w:t>│    └── 📄 규칙사전(010), 프롬프트명세(020), ProductLab연계(030)</w:t>
+        <w:t>│    └── 📄 규칙사전(010), 프롬프트명세(020), PLM-Nexus연계(030)</w:t>
         <w:br/>
       </w:r>
       <w:r>
@@ -4779,7 +4779,7 @@
           <w:color w:val="1D4ED8"/>
           <w:sz w:val="20"/>
         </w:rPr>
-        <w:t>화장품 신제품 시안과 사내 인프라 정보를 보호하기 위해 3단계 보안 등급을 적용하고, 종료 시 28종 전수를 검증·인계합니다.</w:t>
+        <w:t>전장부품 신제품 계약·도서과 사내 인프라 정보를 보호하기 위해 3단계 보안 등급을 적용하고, 종료 시 28종 전수를 검증·인계합니다.</w:t>
       </w:r>
     </w:p>
     <w:p>
@@ -4789,7 +4789,7 @@
           <w:color w:val="1D4ED8"/>
           <w:sz w:val="20"/>
         </w:rPr>
-        <w:t>한빛글로벌 SyncGuard AI 시스템 구축  |  문서관리 계획서</w:t>
+        <w:t>한빛글로벌 SyncFlow AI 시스템 구축  |  문서관리 계획서</w:t>
       </w:r>
     </w:p>
     <w:p>
@@ -4862,7 +4862,7 @@
         <w:rPr>
           <w:sz w:val="19"/>
         </w:rPr>
-        <w:t>• 운영자매뉴얼(IMP_060) 및 사용자매뉴얼(IMP_050) 기반 IT운영팀(4명)·RA 실무자(18명) 기술 이전 교육 실시</w:t>
+        <w:t>• 운영자매뉴얼(IMP_060) 및 사용자매뉴얼(IMP_050) 기반 IT운영팀(4명)·QA 실무자(18명) 기술 이전 교육 실시</w:t>
         <w:br/>
       </w:r>
       <w:r>
@@ -4897,7 +4897,7 @@
         <w:rPr>
           <w:sz w:val="19"/>
         </w:rPr>
-        <w:t>• 발주사 지정 저장소(구글 드라이브 및 사내 문서함)에 최종 산출물 패키지 납품 완료</w:t>
+        <w:t>• 발주사 지정 저장소(구글 드라이브 및 사내 문서함)에 최종 산출물 도면도면패키지 납품 완료</w:t>
         <w:br/>
       </w:r>
       <w:r>
@@ -5042,7 +5042,7 @@
               <w:rPr>
                 <w:sz w:val="17"/>
               </w:rPr>
-              <w:t>• 미출시 신제품 광고 시안/영상 원본</w:t>
+              <w:t>• 미출시 신제품 구매계약 계약·도서/영상 원본</w:t>
               <w:br/>
               <w:t>• 서버 SSH 키, DB 접속계정, IAM 시크릿</w:t>
             </w:r>
@@ -5201,7 +5201,7 @@
               </w:rPr>
               <w:t>• 표준 문서 양식 템플릿(공란)</w:t>
               <w:br/>
-              <w:t>• 공개 법령 가이드라인(식약처 고시 원문)</w:t>
+              <w:t>• 공개 법령 가이드라인(공정위·표준원 고시 원문)</w:t>
             </w:r>
           </w:p>
         </w:tc>
@@ -5300,7 +5300,7 @@
           <w:color w:val="1D4ED8"/>
           <w:sz w:val="20"/>
         </w:rPr>
-        <w:t>한빛글로벌 SyncGuard AI 시스템 구축  |  문서관리 계획서</w:t>
+        <w:t>한빛글로벌 SyncFlow AI 시스템 구축  |  문서관리 계획서</w:t>
       </w:r>
     </w:p>
     <w:p>
